--- a/defense/docs/front_matter/DEFINITIONS_EN_GOST_2026-08-23.docx
+++ b/defense/docs/front_matter/DEFINITIONS_EN_GOST_2026-08-23.docx
@@ -120,7 +120,7 @@
           <w:sz w:val="28"/>
           <w:u w:val="none"/>
         </w:rPr>
-        <w:t xml:space="preserve"> — the combined manipulated factor of Experiment 1 (H-1), in which the full-pipeline arm differs from baseline jointly along the preprocessing axis (eight-stage pipeline vs. stretch-resize + ImageNet normalize) and the pretraining axis (ophthalmology-specific self-supervised pretraining vs. ImageNet).</w:t>
+        <w:t xml:space="preserve"> — the combined manipulated factor of Experiment 1, in which the full-pipeline arm differs from baseline jointly along the preprocessing axis (eight-stage pipeline vs. stretch-resize + ImageNet normalize) and the pretraining axis (ophthalmology-specific self-supervised pretraining vs. ImageNet).</w:t>
       </w:r>
     </w:p>
     <w:p>
@@ -474,7 +474,7 @@
           <w:sz w:val="28"/>
           <w:u w:val="none"/>
         </w:rPr>
-        <w:t>Integrated pipeline dominance (H-1)</w:t>
+        <w:t>Integrated pipeline dominance</w:t>
       </w:r>
       <w:r>
         <w:rPr>
@@ -614,7 +614,7 @@
           <w:sz w:val="28"/>
           <w:u w:val="none"/>
         </w:rPr>
-        <w:t xml:space="preserve"> — the reuse and adaptation of pretrained network weights to the fundus-image domain; under H-1 the initialization source is slaved to the arm (ImageNet for baseline, ophthalmology-specific SSL for the full pipeline).</w:t>
+        <w:t xml:space="preserve"> — the reuse and adaptation of pretrained network weights to the fundus-image domain; in Experiment 1 the initialization source is slaved to the arm (ImageNet for baseline, ophthalmology-specific SSL for the full pipeline).</w:t>
       </w:r>
     </w:p>
     <w:p>
